--- a/quarto-vcci/examples/wp.docx
+++ b/quarto-vcci/examples/wp.docx
@@ -183,7 +183,7 @@
         <w:t xml:space="preserve"> </w:t>
       </w:r>
       <w:r>
-        <w:t xml:space="preserve">(Nguyễn &amp; Trần, 2024)</w:t>
+        <w:t xml:space="preserve">(Nguyễn Thị Hạnh &amp; Trần Đức Long, 2024)</w:t>
       </w:r>
       <w:r>
         <w:t xml:space="preserve">.</w:t>
@@ -1250,7 +1250,7 @@
         <w:pStyle w:val="Bibliography"/>
       </w:pPr>
       <w:r>
-        <w:t xml:space="preserve">Nguyễn, T. H., &amp; Trần, Đ. L. (2024). Chi phí tuân thủ thủ tục hành chính và quyết định đầu tư của doanh nghiệp tư nhân.</w:t>
+        <w:t xml:space="preserve">Nguyễn Thị Hạnh, &amp; Trần Đức Long. (2024). Chi phí tuân thủ thủ tục hành chính và quyết định đầu tư của doanh nghiệp tư nhân.</w:t>
       </w:r>
       <w:r>
         <w:t xml:space="preserve"> </w:t>
@@ -1299,7 +1299,10 @@
         <w:t xml:space="preserve">Chỉ số Năng lực Cạnh tranh cấp tỉnh của Việt Nam năm 2025</w:t>
       </w:r>
       <w:r>
-        <w:t xml:space="preserve">. Liên đoàn Thương mại và Công nghiệp Việt Nam.</w:t>
+        <w:t xml:space="preserve"> </w:t>
+      </w:r>
+      <w:r>
+        <w:t xml:space="preserve">[Báo cáo kỹ thuật]. Liên đoàn Thương mại và Công nghiệp Việt Nam.</w:t>
       </w:r>
     </w:p>
     <w:bookmarkEnd w:id="41"/>
@@ -2482,6 +2485,7 @@
     <w:next w:val="Normal"/>
     <w:qFormat/>
     <w:pPr>
+      <w:keepNext/>
       <w:spacing w:after="160"/>
     </w:pPr>
     <w:rPr>
